--- a/por/docx/11.content.docx
+++ b/por/docx/11.content.docx
@@ -19,7 +19,7 @@
         <w:rPr>
           <w:lang w:val="pt_PT" w:bidi="pt_PT"/>
         </w:rPr>
-        <w:t>Resource: Notas de Estudo - Introduções aos Livros (Tyndale)</w:t>
+        <w:t>Resource: Tyndale Open Study Notes</w:t>
       </w:r>
       <w:r>
         <w:rPr>
@@ -112,7 +112,7 @@
         <w:rPr>
           <w:lang w:val="pt_PT" w:bidi="pt_PT"/>
         </w:rPr>
-        <w:t>Notas de Estudo - Introduções aos Livros (Tyndale)</w:t>
+        <w:t>Tyndale Open Study Notes</w:t>
       </w:r>
     </w:p>
     <w:p>

--- a/por/docx/11.content.docx
+++ b/por/docx/11.content.docx
@@ -19,7 +19,7 @@
         <w:rPr>
           <w:lang w:val="pt_PT" w:bidi="pt_PT"/>
         </w:rPr>
-        <w:t>Resource: Tyndale Open Study Notes</w:t>
+        <w:t>Resource: Aquifer Open Study Notes (Book Intros)</w:t>
       </w:r>
       <w:r>
         <w:rPr>
@@ -112,7 +112,7 @@
         <w:rPr>
           <w:lang w:val="pt_PT" w:bidi="pt_PT"/>
         </w:rPr>
-        <w:t>Tyndale Open Study Notes</w:t>
+        <w:t>Aquifer Open Study Notes (Book Intros)</w:t>
       </w:r>
     </w:p>
     <w:p>

--- a/por/docx/11.content.docx
+++ b/por/docx/11.content.docx
@@ -233,36 +233,24 @@
         </w:rPr>
         <w:t>O reino de Salomão foi o auge da glória de Israel. “O rei Salomão tornou-se mais rico e sábio do que qualquer outro rei na terra” (</w:t>
       </w:r>
-      <w:hyperlink r:id="rId13">
-        <w:r>
-          <w:rPr>
-            <w:lang w:val="pt_PT" w:bidi="pt_PT"/>
-          </w:rPr>
-          <w:rPr>
-            <w:color w:val="0000EE"/>
-            <w:u w:val="single"/>
-          </w:rPr>
-          <w:t>1Rs 10.23</w:t>
-        </w:r>
-      </w:hyperlink>
+      <w:r>
+        <w:rPr>
+          <w:lang w:val="pt_PT" w:bidi="pt_PT"/>
+        </w:rPr>
+        <w:t>1Rs 10.23</w:t>
+      </w:r>
       <w:r>
         <w:rPr>
           <w:lang w:val="pt_PT" w:bidi="pt_PT"/>
         </w:rPr>
         <w:t>). A Rainha de Sabá confirmou a glória do reino de Salomão, dizendo: “Tudo o que ouvi no meu país sobre suas realizações e sabedoria é verdade! Eu não acreditei no que foi dito até chegar aqui e ver com meus próprios olhos” (</w:t>
       </w:r>
-      <w:hyperlink r:id="rId14">
-        <w:r>
-          <w:rPr>
-            <w:lang w:val="pt_PT" w:bidi="pt_PT"/>
-          </w:rPr>
-          <w:rPr>
-            <w:color w:val="0000EE"/>
-            <w:u w:val="single"/>
-          </w:rPr>
-          <w:t>10.6–7</w:t>
-        </w:r>
-      </w:hyperlink>
+      <w:r>
+        <w:rPr>
+          <w:lang w:val="pt_PT" w:bidi="pt_PT"/>
+        </w:rPr>
+        <w:t>10.6–7</w:t>
+      </w:r>
       <w:r>
         <w:rPr>
           <w:lang w:val="pt_PT" w:bidi="pt_PT"/>
@@ -294,18 +282,12 @@
         </w:rPr>
         <w:t>No auge de seu poder, Salomão administrava um reino que se estendia "do Rio Eufrates no norte até a terra dos filisteus e a fronteira do Egito no sul" (</w:t>
       </w:r>
-      <w:hyperlink r:id="rId15">
-        <w:r>
-          <w:rPr>
-            <w:lang w:val="pt_PT" w:bidi="pt_PT"/>
-          </w:rPr>
-          <w:rPr>
-            <w:color w:val="0000EE"/>
-            <w:u w:val="single"/>
-          </w:rPr>
-          <w:t>4.21</w:t>
-        </w:r>
-      </w:hyperlink>
+      <w:r>
+        <w:rPr>
+          <w:lang w:val="pt_PT" w:bidi="pt_PT"/>
+        </w:rPr>
+        <w:t>4.21</w:t>
+      </w:r>
       <w:r>
         <w:rPr>
           <w:lang w:val="pt_PT" w:bidi="pt_PT"/>
@@ -340,18 +322,12 @@
         </w:rPr>
         <w:t>Infelizmente, a diplomacia estrangeira de Salomão envolveu casamentos com as filhas de reis estrangeiros. Esta era uma maneira comum de cimentar alianças no antigo Oriente Próximo, mas foi espiritualmente desastrosa, pois “na velhice de Salomão, elas desviaram seu coração para adorar outros deuses em vez de ser completamente fiel ao Senhor, seu Deus” (</w:t>
       </w:r>
-      <w:hyperlink r:id="rId16">
-        <w:r>
-          <w:rPr>
-            <w:lang w:val="pt_PT" w:bidi="pt_PT"/>
-          </w:rPr>
-          <w:rPr>
-            <w:color w:val="0000EE"/>
-            <w:u w:val="single"/>
-          </w:rPr>
-          <w:t>11.4</w:t>
-        </w:r>
-      </w:hyperlink>
+      <w:r>
+        <w:rPr>
+          <w:lang w:val="pt_PT" w:bidi="pt_PT"/>
+        </w:rPr>
+        <w:t>11.4</w:t>
+      </w:r>
       <w:r>
         <w:rPr>
           <w:lang w:val="pt_PT" w:bidi="pt_PT"/>
@@ -372,36 +348,24 @@
         </w:rPr>
         <w:t xml:space="preserve">As tensões que vinham se inflamando entre as tribos hebraicas do norte e do sul surgiram com a morte de Salomão em 931 a.C. O cisma resultante reestruturou o reino em Israel (as dez tribos do norte) e Judá (as duas tribos do sul restantes). Israel e Judá lutaram repetidamente durante a era das duas primeiras dinastias do norte e os reinados dos três primeiros reis de Judá (931–874 a.C.). A hostilidade diminuiu quando o Rei Acabe de Israel e o Rei Josafá de Judá encontraram uma causa comum contra os arameus (caps. </w:t>
       </w:r>
-      <w:hyperlink r:id="rId17">
-        <w:r>
-          <w:rPr>
-            <w:lang w:val="pt_PT" w:bidi="pt_PT"/>
-          </w:rPr>
-          <w:rPr>
-            <w:color w:val="0000EE"/>
-            <w:u w:val="single"/>
-          </w:rPr>
-          <w:t>20</w:t>
-        </w:r>
-      </w:hyperlink>
+      <w:r>
+        <w:rPr>
+          <w:lang w:val="pt_PT" w:bidi="pt_PT"/>
+        </w:rPr>
+        <w:t>20</w:t>
+      </w:r>
       <w:r>
         <w:rPr>
           <w:lang w:val="pt_PT" w:bidi="pt_PT"/>
         </w:rPr>
         <w:t xml:space="preserve">, </w:t>
       </w:r>
-      <w:hyperlink r:id="rId18">
-        <w:r>
-          <w:rPr>
-            <w:lang w:val="pt_PT" w:bidi="pt_PT"/>
-          </w:rPr>
-          <w:rPr>
-            <w:color w:val="0000EE"/>
-            <w:u w:val="single"/>
-          </w:rPr>
-          <w:t>22</w:t>
-        </w:r>
-      </w:hyperlink>
+      <w:r>
+        <w:rPr>
+          <w:lang w:val="pt_PT" w:bidi="pt_PT"/>
+        </w:rPr>
+        <w:t>22</w:t>
+      </w:r>
       <w:r>
         <w:rPr>
           <w:lang w:val="pt_PT" w:bidi="pt_PT"/>
@@ -436,54 +400,36 @@
         </w:rPr>
         <w:t xml:space="preserve">Durante esse período, os dois reinos hebraicos enfrentaram dificuldades espirituais. Israel parou de adorar o Senhor no Templo de Salomão, e Jeroboão I, o primeiro rei do reino do norte de Israel (931–910 a.C.), instituiu práticas religiosas apóstatas que desviaram o reino do norte (veja </w:t>
       </w:r>
-      <w:hyperlink r:id="rId19">
-        <w:r>
-          <w:rPr>
-            <w:lang w:val="pt_PT" w:bidi="pt_PT"/>
-          </w:rPr>
-          <w:rPr>
-            <w:color w:val="0000EE"/>
-            <w:u w:val="single"/>
-          </w:rPr>
-          <w:t>2Rs 17.21–23</w:t>
-        </w:r>
-      </w:hyperlink>
+      <w:r>
+        <w:rPr>
+          <w:lang w:val="pt_PT" w:bidi="pt_PT"/>
+        </w:rPr>
+        <w:t>2Rs 17.21–23</w:t>
+      </w:r>
       <w:r>
         <w:rPr>
           <w:lang w:val="pt_PT" w:bidi="pt_PT"/>
         </w:rPr>
         <w:t>). Os dois primeiros reis de Judá, Roboão e Abias, tiveram lapsos espirituais, enquanto os dois reis subsequentes, Asa e Josafá, mantiveram uma fidelidade espiritual maior, embora não perfeita (</w:t>
       </w:r>
-      <w:hyperlink r:id="rId20">
-        <w:r>
-          <w:rPr>
-            <w:lang w:val="pt_PT" w:bidi="pt_PT"/>
-          </w:rPr>
-          <w:rPr>
-            <w:color w:val="0000EE"/>
-            <w:u w:val="single"/>
-          </w:rPr>
-          <w:t>1Rs 15.11</w:t>
-        </w:r>
-      </w:hyperlink>
+      <w:r>
+        <w:rPr>
+          <w:lang w:val="pt_PT" w:bidi="pt_PT"/>
+        </w:rPr>
+        <w:t>1Rs 15.11</w:t>
+      </w:r>
       <w:r>
         <w:rPr>
           <w:lang w:val="pt_PT" w:bidi="pt_PT"/>
         </w:rPr>
         <w:t xml:space="preserve">; </w:t>
       </w:r>
-      <w:hyperlink r:id="rId21">
-        <w:r>
-          <w:rPr>
-            <w:lang w:val="pt_PT" w:bidi="pt_PT"/>
-          </w:rPr>
-          <w:rPr>
-            <w:color w:val="0000EE"/>
-            <w:u w:val="single"/>
-          </w:rPr>
-          <w:t>22.43</w:t>
-        </w:r>
-      </w:hyperlink>
+      <w:r>
+        <w:rPr>
+          <w:lang w:val="pt_PT" w:bidi="pt_PT"/>
+        </w:rPr>
+        <w:t>22.43</w:t>
+      </w:r>
       <w:r>
         <w:rPr>
           <w:lang w:val="pt_PT" w:bidi="pt_PT"/>
@@ -529,72 +475,48 @@
         </w:rPr>
         <w:t>Os primeiros onze capítulos se concentram no Rei Salomão, narrando tanto seu reinado fabuloso quanto seu posterior comprometimento espiritual. A história de Salomão começa e termina em controvérsia. Salomão foi o sucessor escolhido por Davi, mas seu irmão mais velho Adonias tentou tomar o trono (</w:t>
       </w:r>
-      <w:hyperlink r:id="rId22">
-        <w:r>
-          <w:rPr>
-            <w:lang w:val="pt_PT" w:bidi="pt_PT"/>
-          </w:rPr>
-          <w:rPr>
-            <w:color w:val="0000EE"/>
-            <w:u w:val="single"/>
-          </w:rPr>
-          <w:t>1.1–2.46</w:t>
-        </w:r>
-      </w:hyperlink>
+      <w:r>
+        <w:rPr>
+          <w:lang w:val="pt_PT" w:bidi="pt_PT"/>
+        </w:rPr>
+        <w:t>1.1–2.46</w:t>
+      </w:r>
       <w:r>
         <w:rPr>
           <w:lang w:val="pt_PT" w:bidi="pt_PT"/>
         </w:rPr>
         <w:t>). Salomão triunfou sobre a reivindicação rival de Adonias e então usou sua sabedoria dada por Deus para reorganizar o governo e torná-lo mais eficiente. Ele facilitou a expansão comercial do reino por terra e mar e empreendeu extensos projetos de construção, incluindo o maravilhoso Templo e o complexo do palácio. No entanto, em direção ao final de seu reinado, o declínio espiritual de Salomão (</w:t>
       </w:r>
-      <w:hyperlink r:id="rId23">
-        <w:r>
-          <w:rPr>
-            <w:lang w:val="pt_PT" w:bidi="pt_PT"/>
-          </w:rPr>
-          <w:rPr>
-            <w:color w:val="0000EE"/>
-            <w:u w:val="single"/>
-          </w:rPr>
-          <w:t>11.1–13</w:t>
-        </w:r>
-      </w:hyperlink>
+      <w:r>
+        <w:rPr>
+          <w:lang w:val="pt_PT" w:bidi="pt_PT"/>
+        </w:rPr>
+        <w:t>11.1–13</w:t>
+      </w:r>
       <w:r>
         <w:rPr>
           <w:lang w:val="pt_PT" w:bidi="pt_PT"/>
         </w:rPr>
         <w:t xml:space="preserve">) e as medidas administrativas opressivas (e.g., </w:t>
       </w:r>
-      <w:hyperlink r:id="rId24">
-        <w:r>
-          <w:rPr>
-            <w:lang w:val="pt_PT" w:bidi="pt_PT"/>
-          </w:rPr>
-          <w:rPr>
-            <w:color w:val="0000EE"/>
-            <w:u w:val="single"/>
-          </w:rPr>
-          <w:t>5.13–18</w:t>
-        </w:r>
-      </w:hyperlink>
+      <w:r>
+        <w:rPr>
+          <w:lang w:val="pt_PT" w:bidi="pt_PT"/>
+        </w:rPr>
+        <w:t>5.13–18</w:t>
+      </w:r>
       <w:r>
         <w:rPr>
           <w:lang w:val="pt_PT" w:bidi="pt_PT"/>
         </w:rPr>
         <w:t>) incitaram adversários políticos tanto dentro quanto fora do país (</w:t>
       </w:r>
-      <w:hyperlink r:id="rId25">
-        <w:r>
-          <w:rPr>
-            <w:lang w:val="pt_PT" w:bidi="pt_PT"/>
-          </w:rPr>
-          <w:rPr>
-            <w:color w:val="0000EE"/>
-            <w:u w:val="single"/>
-          </w:rPr>
-          <w:t>11.14–40</w:t>
-        </w:r>
-      </w:hyperlink>
+      <w:r>
+        <w:rPr>
+          <w:lang w:val="pt_PT" w:bidi="pt_PT"/>
+        </w:rPr>
+        <w:t>11.14–40</w:t>
+      </w:r>
       <w:r>
         <w:rPr>
           <w:lang w:val="pt_PT" w:bidi="pt_PT"/>
@@ -615,108 +537,72 @@
         </w:rPr>
         <w:t>Deus apareceu três vezes a Salomão, oferecendo-nos uma visão de sua jornada espiritual pessoal. Na primeira vez, no início do reinado de Salomão, Deus atendeu ao seu pedido por sabedoria para governar o reino (</w:t>
       </w:r>
-      <w:hyperlink r:id="rId26">
-        <w:r>
-          <w:rPr>
-            <w:lang w:val="pt_PT" w:bidi="pt_PT"/>
-          </w:rPr>
-          <w:rPr>
-            <w:color w:val="0000EE"/>
-            <w:u w:val="single"/>
-          </w:rPr>
-          <w:t>3.5–15</w:t>
-        </w:r>
-      </w:hyperlink>
+      <w:r>
+        <w:rPr>
+          <w:lang w:val="pt_PT" w:bidi="pt_PT"/>
+        </w:rPr>
+        <w:t>3.5–15</w:t>
+      </w:r>
       <w:r>
         <w:rPr>
           <w:lang w:val="pt_PT" w:bidi="pt_PT"/>
         </w:rPr>
         <w:t>), o que resultou em grande prosperidade e honra (</w:t>
       </w:r>
-      <w:hyperlink r:id="rId27">
-        <w:r>
-          <w:rPr>
-            <w:lang w:val="pt_PT" w:bidi="pt_PT"/>
-          </w:rPr>
-          <w:rPr>
-            <w:color w:val="0000EE"/>
-            <w:u w:val="single"/>
-          </w:rPr>
-          <w:t>3.16–8.66</w:t>
-        </w:r>
-      </w:hyperlink>
+      <w:r>
+        <w:rPr>
+          <w:lang w:val="pt_PT" w:bidi="pt_PT"/>
+        </w:rPr>
+        <w:t>3.16–8.66</w:t>
+      </w:r>
       <w:r>
         <w:rPr>
           <w:lang w:val="pt_PT" w:bidi="pt_PT"/>
         </w:rPr>
         <w:t>). Após Salomão concluir a construção do Templo e do palácio, Deus o visitou uma segunda vez para lembrá-lo de que seu sucesso contínuo dependeria da fidelidade espiritual (</w:t>
       </w:r>
-      <w:hyperlink r:id="rId28">
-        <w:r>
-          <w:rPr>
-            <w:lang w:val="pt_PT" w:bidi="pt_PT"/>
-          </w:rPr>
-          <w:rPr>
-            <w:color w:val="0000EE"/>
-            <w:u w:val="single"/>
-          </w:rPr>
-          <w:t>9.1–9</w:t>
-        </w:r>
-      </w:hyperlink>
+      <w:r>
+        <w:rPr>
+          <w:lang w:val="pt_PT" w:bidi="pt_PT"/>
+        </w:rPr>
+        <w:t>9.1–9</w:t>
+      </w:r>
       <w:r>
         <w:rPr>
           <w:lang w:val="pt_PT" w:bidi="pt_PT"/>
         </w:rPr>
         <w:t>). No entanto, a grande fama de Salomão (</w:t>
       </w:r>
-      <w:hyperlink r:id="rId29">
-        <w:r>
-          <w:rPr>
-            <w:lang w:val="pt_PT" w:bidi="pt_PT"/>
-          </w:rPr>
-          <w:rPr>
-            <w:color w:val="0000EE"/>
-            <w:u w:val="single"/>
-          </w:rPr>
-          <w:t>9.10–10.29</w:t>
-        </w:r>
-      </w:hyperlink>
+      <w:r>
+        <w:rPr>
+          <w:lang w:val="pt_PT" w:bidi="pt_PT"/>
+        </w:rPr>
+        <w:t>9.10–10.29</w:t>
+      </w:r>
       <w:r>
         <w:rPr>
           <w:lang w:val="pt_PT" w:bidi="pt_PT"/>
         </w:rPr>
         <w:t>) levou-o a fazer alianças estrangeiras, cimentadas por casamentos costumeiros com as filhas de reis estrangeiros. O comprometimento espiritual resultante de Salomão eventualmente o levou a patrocinar a adoração de divindades pagãs (</w:t>
       </w:r>
-      <w:hyperlink r:id="rId30">
-        <w:r>
-          <w:rPr>
-            <w:lang w:val="pt_PT" w:bidi="pt_PT"/>
-          </w:rPr>
-          <w:rPr>
-            <w:color w:val="0000EE"/>
-            <w:u w:val="single"/>
-          </w:rPr>
-          <w:t>11.1–8</w:t>
-        </w:r>
-      </w:hyperlink>
+      <w:r>
+        <w:rPr>
+          <w:lang w:val="pt_PT" w:bidi="pt_PT"/>
+        </w:rPr>
+        <w:t>11.1–8</w:t>
+      </w:r>
       <w:r>
         <w:rPr>
           <w:lang w:val="pt_PT" w:bidi="pt_PT"/>
         </w:rPr>
         <w:t>). Deus visitou Salomão uma terceira e última vez; desta vez, ele repreendeu Salomão por sua falha em honrar o pacto. A infidelidade de Salomão acabaria por causar a divisão do reino após sua morte (</w:t>
       </w:r>
-      <w:hyperlink r:id="rId31">
-        <w:r>
-          <w:rPr>
-            <w:lang w:val="pt_PT" w:bidi="pt_PT"/>
-          </w:rPr>
-          <w:rPr>
-            <w:color w:val="0000EE"/>
-            <w:u w:val="single"/>
-          </w:rPr>
-          <w:t>11.9–13</w:t>
-        </w:r>
-      </w:hyperlink>
+      <w:r>
+        <w:rPr>
+          <w:lang w:val="pt_PT" w:bidi="pt_PT"/>
+        </w:rPr>
+        <w:t>11.9–13</w:t>
+      </w:r>
       <w:r>
         <w:rPr>
           <w:lang w:val="pt_PT" w:bidi="pt_PT"/>
@@ -737,54 +623,36 @@
         </w:rPr>
         <w:t>A segunda seção do livro (</w:t>
       </w:r>
-      <w:hyperlink r:id="rId32">
-        <w:r>
-          <w:rPr>
-            <w:lang w:val="pt_PT" w:bidi="pt_PT"/>
-          </w:rPr>
-          <w:rPr>
-            <w:color w:val="0000EE"/>
-            <w:u w:val="single"/>
-          </w:rPr>
-          <w:t>12.1–16.26</w:t>
-        </w:r>
-      </w:hyperlink>
+      <w:r>
+        <w:rPr>
+          <w:lang w:val="pt_PT" w:bidi="pt_PT"/>
+        </w:rPr>
+        <w:t>12.1–16.26</w:t>
+      </w:r>
       <w:r>
         <w:rPr>
           <w:lang w:val="pt_PT" w:bidi="pt_PT"/>
         </w:rPr>
         <w:t>) mostra que o julgamento de Deus veio rapidamente após a morte de Salomão. No início do reinado do Rei Roboão, as tribos do norte pediram alívio do trabalho forçado e da pesada tributação. Roboão rejeitou o pedido e as antagonizou, levando as tribos do norte a se rebelarem e estabelecerem o reino de Israel no norte, com Jeroboão I como rei. Roboão permaneceu no trono de Judá, agora um reino separado, no sul (</w:t>
       </w:r>
-      <w:hyperlink r:id="rId33">
-        <w:r>
-          <w:rPr>
-            <w:lang w:val="pt_PT" w:bidi="pt_PT"/>
-          </w:rPr>
-          <w:rPr>
-            <w:color w:val="0000EE"/>
-            <w:u w:val="single"/>
-          </w:rPr>
-          <w:t>12.1–24</w:t>
-        </w:r>
-      </w:hyperlink>
+      <w:r>
+        <w:rPr>
+          <w:lang w:val="pt_PT" w:bidi="pt_PT"/>
+        </w:rPr>
+        <w:t>12.1–24</w:t>
+      </w:r>
       <w:r>
         <w:rPr>
           <w:lang w:val="pt_PT" w:bidi="pt_PT"/>
         </w:rPr>
         <w:t>). Durante a era seguinte, as duas primeiras dinastias de Israel (de Jeroboão I a Tibni) degradaram espiritualmente o reino do norte, enquanto os reis de Judá degradaram o reino do sul. A instabilidade política marcou o reino do norte, com assassinatos reais, disputas pelo poder e o estabelecimento da notória terceira dinastia de Israel, fundada pelo Rei Onri, que foi um dos reis mais poderosos e malignos de Israel (</w:t>
       </w:r>
-      <w:hyperlink r:id="rId34">
-        <w:r>
-          <w:rPr>
-            <w:lang w:val="pt_PT" w:bidi="pt_PT"/>
-          </w:rPr>
-          <w:rPr>
-            <w:color w:val="0000EE"/>
-            <w:u w:val="single"/>
-          </w:rPr>
-          <w:t>16.25–26</w:t>
-        </w:r>
-      </w:hyperlink>
+      <w:r>
+        <w:rPr>
+          <w:lang w:val="pt_PT" w:bidi="pt_PT"/>
+        </w:rPr>
+        <w:t>16.25–26</w:t>
+      </w:r>
       <w:r>
         <w:rPr>
           <w:lang w:val="pt_PT" w:bidi="pt_PT"/>
@@ -805,54 +673,36 @@
         </w:rPr>
         <w:t>A seção final de 1 Reis é dedicada principalmente ao reinado do filho de Onri, Acabe (</w:t>
       </w:r>
-      <w:hyperlink r:id="rId35">
-        <w:r>
-          <w:rPr>
-            <w:lang w:val="pt_PT" w:bidi="pt_PT"/>
-          </w:rPr>
-          <w:rPr>
-            <w:color w:val="0000EE"/>
-            <w:u w:val="single"/>
-          </w:rPr>
-          <w:t>16.29–22.40</w:t>
-        </w:r>
-      </w:hyperlink>
+      <w:r>
+        <w:rPr>
+          <w:lang w:val="pt_PT" w:bidi="pt_PT"/>
+        </w:rPr>
+        <w:t>16.29–22.40</w:t>
+      </w:r>
       <w:r>
         <w:rPr>
           <w:lang w:val="pt_PT" w:bidi="pt_PT"/>
         </w:rPr>
         <w:t>). Israel havia começado a adorar o deus da tempestade cananeu Baal, então o Senhor comissionou Elias para confrontar Acabe e demonstrar o poder do Senhor, mostrando que somente Ele é Deus (</w:t>
       </w:r>
-      <w:hyperlink r:id="rId36">
-        <w:r>
-          <w:rPr>
-            <w:lang w:val="pt_PT" w:bidi="pt_PT"/>
-          </w:rPr>
-          <w:rPr>
-            <w:color w:val="0000EE"/>
-            <w:u w:val="single"/>
-          </w:rPr>
-          <w:t>17.1–18.46</w:t>
-        </w:r>
-      </w:hyperlink>
+      <w:r>
+        <w:rPr>
+          <w:lang w:val="pt_PT" w:bidi="pt_PT"/>
+        </w:rPr>
+        <w:t>17.1–18.46</w:t>
+      </w:r>
       <w:r>
         <w:rPr>
           <w:lang w:val="pt_PT" w:bidi="pt_PT"/>
         </w:rPr>
         <w:t>). Elias então fugiu da ira da Rainha Jezabel, mas Deus o recuperou e o recomissionou, com Eliseu como seu sucessor (</w:t>
       </w:r>
-      <w:hyperlink r:id="rId37">
-        <w:r>
-          <w:rPr>
-            <w:lang w:val="pt_PT" w:bidi="pt_PT"/>
-          </w:rPr>
-          <w:rPr>
-            <w:color w:val="0000EE"/>
-            <w:u w:val="single"/>
-          </w:rPr>
-          <w:t>19.1–21</w:t>
-        </w:r>
-      </w:hyperlink>
+      <w:r>
+        <w:rPr>
+          <w:lang w:val="pt_PT" w:bidi="pt_PT"/>
+        </w:rPr>
+        <w:t>19.1–21</w:t>
+      </w:r>
       <w:r>
         <w:rPr>
           <w:lang w:val="pt_PT" w:bidi="pt_PT"/>
@@ -873,72 +723,48 @@
         </w:rPr>
         <w:t>No cenário político, o Rei Acabe enfrentou desafios repetidos do rei arameu Ben-Hadade, contra quem Acabe lutou em três campanhas (</w:t>
       </w:r>
-      <w:hyperlink r:id="rId38">
-        <w:r>
-          <w:rPr>
-            <w:lang w:val="pt_PT" w:bidi="pt_PT"/>
-          </w:rPr>
-          <w:rPr>
-            <w:color w:val="0000EE"/>
-            <w:u w:val="single"/>
-          </w:rPr>
-          <w:t>20.1–25</w:t>
-        </w:r>
-      </w:hyperlink>
+      <w:r>
+        <w:rPr>
+          <w:lang w:val="pt_PT" w:bidi="pt_PT"/>
+        </w:rPr>
+        <w:t>20.1–25</w:t>
+      </w:r>
       <w:r>
         <w:rPr>
           <w:lang w:val="pt_PT" w:bidi="pt_PT"/>
         </w:rPr>
         <w:t xml:space="preserve">, </w:t>
       </w:r>
-      <w:hyperlink r:id="rId39">
-        <w:r>
-          <w:rPr>
-            <w:lang w:val="pt_PT" w:bidi="pt_PT"/>
-          </w:rPr>
-          <w:rPr>
-            <w:color w:val="0000EE"/>
-            <w:u w:val="single"/>
-          </w:rPr>
-          <w:t>20.26–43</w:t>
-        </w:r>
-      </w:hyperlink>
+      <w:r>
+        <w:rPr>
+          <w:lang w:val="pt_PT" w:bidi="pt_PT"/>
+        </w:rPr>
+        <w:t>20.26–43</w:t>
+      </w:r>
       <w:r>
         <w:rPr>
           <w:lang w:val="pt_PT" w:bidi="pt_PT"/>
         </w:rPr>
         <w:t xml:space="preserve">; </w:t>
       </w:r>
-      <w:hyperlink r:id="rId40">
-        <w:r>
-          <w:rPr>
-            <w:lang w:val="pt_PT" w:bidi="pt_PT"/>
-          </w:rPr>
-          <w:rPr>
-            <w:color w:val="0000EE"/>
-            <w:u w:val="single"/>
-          </w:rPr>
-          <w:t>22.1–40</w:t>
-        </w:r>
-      </w:hyperlink>
+      <w:r>
+        <w:rPr>
+          <w:lang w:val="pt_PT" w:bidi="pt_PT"/>
+        </w:rPr>
+        <w:t>22.1–40</w:t>
+      </w:r>
       <w:r>
         <w:rPr>
           <w:lang w:val="pt_PT" w:bidi="pt_PT"/>
         </w:rPr>
         <w:t>), sendo que a última custou a vida de Acabe. Entre a segunda e a terceira campanhas, Acabe, auxiliado por sua implacável esposa Jezabel, assassinou um homem inocente chamado Nabote e confiscou sua propriedade (</w:t>
       </w:r>
-      <w:hyperlink r:id="rId41">
-        <w:r>
-          <w:rPr>
-            <w:lang w:val="pt_PT" w:bidi="pt_PT"/>
-          </w:rPr>
-          <w:rPr>
-            <w:color w:val="0000EE"/>
-            <w:u w:val="single"/>
-          </w:rPr>
-          <w:t>21.1–29</w:t>
-        </w:r>
-      </w:hyperlink>
+      <w:r>
+        <w:rPr>
+          <w:lang w:val="pt_PT" w:bidi="pt_PT"/>
+        </w:rPr>
+        <w:t>21.1–29</w:t>
+      </w:r>
       <w:r>
         <w:rPr>
           <w:lang w:val="pt_PT" w:bidi="pt_PT"/>
@@ -959,72 +785,48 @@
         </w:rPr>
         <w:t>Os profetas de Deus tiveram um papel significativo nos eventos do reinado de Acabe. Nas duas primeiras campanhas de Acabe contra os arameus, um profeta sem nome primeiro aconselhou o rei (</w:t>
       </w:r>
-      <w:hyperlink r:id="rId42">
-        <w:r>
-          <w:rPr>
-            <w:lang w:val="pt_PT" w:bidi="pt_PT"/>
-          </w:rPr>
-          <w:rPr>
-            <w:color w:val="0000EE"/>
-            <w:u w:val="single"/>
-          </w:rPr>
-          <w:t>20.22</w:t>
-        </w:r>
-      </w:hyperlink>
+      <w:r>
+        <w:rPr>
+          <w:lang w:val="pt_PT" w:bidi="pt_PT"/>
+        </w:rPr>
+        <w:t>20.22</w:t>
+      </w:r>
       <w:r>
         <w:rPr>
           <w:lang w:val="pt_PT" w:bidi="pt_PT"/>
         </w:rPr>
         <w:t>) e depois o repreendeu (</w:t>
       </w:r>
-      <w:hyperlink r:id="rId43">
-        <w:r>
-          <w:rPr>
-            <w:lang w:val="pt_PT" w:bidi="pt_PT"/>
-          </w:rPr>
-          <w:rPr>
-            <w:color w:val="0000EE"/>
-            <w:u w:val="single"/>
-          </w:rPr>
-          <w:t>20.35–43</w:t>
-        </w:r>
-      </w:hyperlink>
+      <w:r>
+        <w:rPr>
+          <w:lang w:val="pt_PT" w:bidi="pt_PT"/>
+        </w:rPr>
+        <w:t>20.35–43</w:t>
+      </w:r>
       <w:r>
         <w:rPr>
           <w:lang w:val="pt_PT" w:bidi="pt_PT"/>
         </w:rPr>
         <w:t>). O profeta Elias posteriormente censurou Acabe pela apropriação da vinha de Nabote (</w:t>
       </w:r>
-      <w:hyperlink r:id="rId41">
-        <w:r>
-          <w:rPr>
-            <w:lang w:val="pt_PT" w:bidi="pt_PT"/>
-          </w:rPr>
-          <w:rPr>
-            <w:color w:val="0000EE"/>
-            <w:u w:val="single"/>
-          </w:rPr>
-          <w:t>21.1–29</w:t>
-        </w:r>
-      </w:hyperlink>
+      <w:r>
+        <w:rPr>
+          <w:lang w:val="pt_PT" w:bidi="pt_PT"/>
+        </w:rPr>
+        <w:t>21.1–29</w:t>
+      </w:r>
       <w:r>
         <w:rPr>
           <w:lang w:val="pt_PT" w:bidi="pt_PT"/>
         </w:rPr>
         <w:t>). Então, antes da terceira batalha de Acabe contra os arameus, o profeta Micaías alertou sobre a morte iminente de Acabe (</w:t>
       </w:r>
-      <w:hyperlink r:id="rId44">
-        <w:r>
-          <w:rPr>
-            <w:lang w:val="pt_PT" w:bidi="pt_PT"/>
-          </w:rPr>
-          <w:rPr>
-            <w:color w:val="0000EE"/>
-            <w:u w:val="single"/>
-          </w:rPr>
-          <w:t>22.5–28</w:t>
-        </w:r>
-      </w:hyperlink>
+      <w:r>
+        <w:rPr>
+          <w:lang w:val="pt_PT" w:bidi="pt_PT"/>
+        </w:rPr>
+        <w:t>22.5–28</w:t>
+      </w:r>
       <w:r>
         <w:rPr>
           <w:lang w:val="pt_PT" w:bidi="pt_PT"/>
@@ -1045,36 +847,24 @@
         </w:rPr>
         <w:t>O livro de 1 Reis termina com uma breve descrição sobre o caráter e o reinado do rei Josafá de Judá (</w:t>
       </w:r>
-      <w:hyperlink r:id="rId45">
-        <w:r>
-          <w:rPr>
-            <w:lang w:val="pt_PT" w:bidi="pt_PT"/>
-          </w:rPr>
-          <w:rPr>
-            <w:color w:val="0000EE"/>
-            <w:u w:val="single"/>
-          </w:rPr>
-          <w:t>22.41–50</w:t>
-        </w:r>
-      </w:hyperlink>
+      <w:r>
+        <w:rPr>
+          <w:lang w:val="pt_PT" w:bidi="pt_PT"/>
+        </w:rPr>
+        <w:t>22.41–50</w:t>
+      </w:r>
       <w:r>
         <w:rPr>
           <w:lang w:val="pt_PT" w:bidi="pt_PT"/>
         </w:rPr>
         <w:t>) e apresenta o sucessor de Acabe, Acazias (</w:t>
       </w:r>
-      <w:hyperlink r:id="rId46">
-        <w:r>
-          <w:rPr>
-            <w:lang w:val="pt_PT" w:bidi="pt_PT"/>
-          </w:rPr>
-          <w:rPr>
-            <w:color w:val="0000EE"/>
-            <w:u w:val="single"/>
-          </w:rPr>
-          <w:t>22.51–53</w:t>
-        </w:r>
-      </w:hyperlink>
+      <w:r>
+        <w:rPr>
+          <w:lang w:val="pt_PT" w:bidi="pt_PT"/>
+        </w:rPr>
+        <w:t>22.51–53</w:t>
+      </w:r>
       <w:r>
         <w:rPr>
           <w:lang w:val="pt_PT" w:bidi="pt_PT"/>
@@ -1133,36 +923,24 @@
         </w:rPr>
         <w:t xml:space="preserve">É incerto se o autor ainda estava vivo e escreveu o apêndice final sobre a libertação de Jeoaquim (561 a.C.; </w:t>
       </w:r>
-      <w:hyperlink r:id="rId47">
-        <w:r>
-          <w:rPr>
-            <w:lang w:val="pt_PT" w:bidi="pt_PT"/>
-          </w:rPr>
-          <w:rPr>
-            <w:color w:val="0000EE"/>
-            <w:u w:val="single"/>
-          </w:rPr>
-          <w:t>2Rs 25.27–30</w:t>
-        </w:r>
-      </w:hyperlink>
+      <w:r>
+        <w:rPr>
+          <w:lang w:val="pt_PT" w:bidi="pt_PT"/>
+        </w:rPr>
+        <w:t>2Rs 25.27–30</w:t>
+      </w:r>
       <w:r>
         <w:rPr>
           <w:lang w:val="pt_PT" w:bidi="pt_PT"/>
         </w:rPr>
         <w:t xml:space="preserve">; cp. </w:t>
       </w:r>
-      <w:hyperlink r:id="rId48">
-        <w:r>
-          <w:rPr>
-            <w:lang w:val="pt_PT" w:bidi="pt_PT"/>
-          </w:rPr>
-          <w:rPr>
-            <w:color w:val="0000EE"/>
-            <w:u w:val="single"/>
-          </w:rPr>
-          <w:t>Jr 52.31–34</w:t>
-        </w:r>
-      </w:hyperlink>
+      <w:r>
+        <w:rPr>
+          <w:lang w:val="pt_PT" w:bidi="pt_PT"/>
+        </w:rPr>
+        <w:t>Jr 52.31–34</w:t>
+      </w:r>
       <w:r>
         <w:rPr>
           <w:lang w:val="pt_PT" w:bidi="pt_PT"/>
@@ -1208,18 +986,12 @@
         </w:rPr>
         <w:t>Como 2 Reis registra a queda de Jerusalém em 586 a.C. (</w:t>
       </w:r>
-      <w:hyperlink r:id="rId49">
-        <w:r>
-          <w:rPr>
-            <w:lang w:val="pt_PT" w:bidi="pt_PT"/>
-          </w:rPr>
-          <w:rPr>
-            <w:color w:val="0000EE"/>
-            <w:u w:val="single"/>
-          </w:rPr>
-          <w:t>2Rs 24.18–25.21</w:t>
-        </w:r>
-      </w:hyperlink>
+      <w:r>
+        <w:rPr>
+          <w:lang w:val="pt_PT" w:bidi="pt_PT"/>
+        </w:rPr>
+        <w:t>2Rs 24.18–25.21</w:t>
+      </w:r>
       <w:r>
         <w:rPr>
           <w:lang w:val="pt_PT" w:bidi="pt_PT"/>
@@ -1240,36 +1012,24 @@
         </w:rPr>
         <w:t xml:space="preserve">A datação dos reinados de vários reis e o arranjo cronológico de 1–2 Reis permanecem um tanto problemáticos, mas a datação geral do período parece clara. O período básico para 1 Reis se estende de cerca de 973 a.C. (incluindo aproximadamente os últimos dois anos do reinado de Davi em Jerusalém, </w:t>
       </w:r>
-      <w:hyperlink r:id="rId50">
-        <w:r>
-          <w:rPr>
-            <w:lang w:val="pt_PT" w:bidi="pt_PT"/>
-          </w:rPr>
-          <w:rPr>
-            <w:color w:val="0000EE"/>
-            <w:u w:val="single"/>
-          </w:rPr>
-          <w:t>2Sm 5.4–5</w:t>
-        </w:r>
-      </w:hyperlink>
+      <w:r>
+        <w:rPr>
+          <w:lang w:val="pt_PT" w:bidi="pt_PT"/>
+        </w:rPr>
+        <w:t>2Sm 5.4–5</w:t>
+      </w:r>
       <w:r>
         <w:rPr>
           <w:lang w:val="pt_PT" w:bidi="pt_PT"/>
         </w:rPr>
         <w:t>) até cerca de 853 a.C., durante os reinados de Josafá de Judá (872–848 a.C.) e Acazias de Israel (853–852 a.C.). Segundo de Reis começa onde 1 Reis terminou (originalmente, 1–2 Reis era um único livro). O apêndice final de 2 Reis (</w:t>
       </w:r>
-      <w:hyperlink r:id="rId47">
-        <w:r>
-          <w:rPr>
-            <w:lang w:val="pt_PT" w:bidi="pt_PT"/>
-          </w:rPr>
-          <w:rPr>
-            <w:color w:val="0000EE"/>
-            <w:u w:val="single"/>
-          </w:rPr>
-          <w:t>2Rs 25.27–30</w:t>
-        </w:r>
-      </w:hyperlink>
+      <w:r>
+        <w:rPr>
+          <w:lang w:val="pt_PT" w:bidi="pt_PT"/>
+        </w:rPr>
+        <w:t>2Rs 25.27–30</w:t>
+      </w:r>
       <w:r>
         <w:rPr>
           <w:lang w:val="pt_PT" w:bidi="pt_PT"/>
@@ -1326,36 +1086,24 @@
         </w:rPr>
         <w:t>A principal preocupação de 1 Reis é a condição espiritual de Israel: quão bem os governantes e o povo de Israel mantiveram as alianças de Deus? A aliança especial de Deus com Davi tinha condições para abençoar o rei de Israel e seu reino (</w:t>
       </w:r>
-      <w:hyperlink r:id="rId51">
-        <w:r>
-          <w:rPr>
-            <w:lang w:val="pt_PT" w:bidi="pt_PT"/>
-          </w:rPr>
-          <w:rPr>
-            <w:color w:val="0000EE"/>
-            <w:u w:val="single"/>
-          </w:rPr>
-          <w:t>2Sm 7.12–16</w:t>
-        </w:r>
-      </w:hyperlink>
+      <w:r>
+        <w:rPr>
+          <w:lang w:val="pt_PT" w:bidi="pt_PT"/>
+        </w:rPr>
+        <w:t>2Sm 7.12–16</w:t>
+      </w:r>
       <w:r>
         <w:rPr>
           <w:lang w:val="pt_PT" w:bidi="pt_PT"/>
         </w:rPr>
         <w:t xml:space="preserve">; </w:t>
       </w:r>
-      <w:hyperlink r:id="rId52">
-        <w:r>
-          <w:rPr>
-            <w:lang w:val="pt_PT" w:bidi="pt_PT"/>
-          </w:rPr>
-          <w:rPr>
-            <w:color w:val="0000EE"/>
-            <w:u w:val="single"/>
-          </w:rPr>
-          <w:t>Sl 89.20–37</w:t>
-        </w:r>
-      </w:hyperlink>
+      <w:r>
+        <w:rPr>
+          <w:lang w:val="pt_PT" w:bidi="pt_PT"/>
+        </w:rPr>
+        <w:t>Sl 89.20–37</w:t>
+      </w:r>
       <w:r>
         <w:rPr>
           <w:lang w:val="pt_PT" w:bidi="pt_PT"/>
@@ -1376,36 +1124,24 @@
         </w:rPr>
         <w:t>O livro de 1 Reis enfatiza o papel dos profetas de Deus em aconselhar, admoestar e advertir os reis. Embora atenção especial seja dedicada ao ministério de Elias (</w:t>
       </w:r>
-      <w:hyperlink r:id="rId53">
-        <w:r>
-          <w:rPr>
-            <w:lang w:val="pt_PT" w:bidi="pt_PT"/>
-          </w:rPr>
-          <w:rPr>
-            <w:color w:val="0000EE"/>
-            <w:u w:val="single"/>
-          </w:rPr>
-          <w:t>1Rs 17.1–19.21</w:t>
-        </w:r>
-      </w:hyperlink>
+      <w:r>
+        <w:rPr>
+          <w:lang w:val="pt_PT" w:bidi="pt_PT"/>
+        </w:rPr>
+        <w:t>1Rs 17.1–19.21</w:t>
+      </w:r>
       <w:r>
         <w:rPr>
           <w:lang w:val="pt_PT" w:bidi="pt_PT"/>
         </w:rPr>
         <w:t xml:space="preserve">; </w:t>
       </w:r>
-      <w:hyperlink r:id="rId41">
-        <w:r>
-          <w:rPr>
-            <w:lang w:val="pt_PT" w:bidi="pt_PT"/>
-          </w:rPr>
-          <w:rPr>
-            <w:color w:val="0000EE"/>
-            <w:u w:val="single"/>
-          </w:rPr>
-          <w:t>21.1–29</w:t>
-        </w:r>
-      </w:hyperlink>
+      <w:r>
+        <w:rPr>
+          <w:lang w:val="pt_PT" w:bidi="pt_PT"/>
+        </w:rPr>
+        <w:t>21.1–29</w:t>
+      </w:r>
       <w:r>
         <w:rPr>
           <w:lang w:val="pt_PT" w:bidi="pt_PT"/>
@@ -1426,18 +1162,12 @@
         </w:rPr>
         <w:t>As jornadas espirituais dos reis e profetas de Israel desafiam todo o povo de Deus a uma devoção e serviço fiéis. A preferência frequente de Israel pelo que é tangível e conveniente nos lembra de "afastar-nos de qualquer coisa que possa ocupar o lugar de Deus em [nossos] corações"(</w:t>
       </w:r>
-      <w:hyperlink r:id="rId54">
-        <w:r>
-          <w:rPr>
-            <w:lang w:val="pt_PT" w:bidi="pt_PT"/>
-          </w:rPr>
-          <w:rPr>
-            <w:color w:val="0000EE"/>
-            <w:u w:val="single"/>
-          </w:rPr>
-          <w:t>1Jo 5.21</w:t>
-        </w:r>
-      </w:hyperlink>
+      <w:r>
+        <w:rPr>
+          <w:lang w:val="pt_PT" w:bidi="pt_PT"/>
+        </w:rPr>
+        <w:t>1Jo 5.21</w:t>
+      </w:r>
       <w:r>
         <w:rPr>
           <w:lang w:val="pt_PT" w:bidi="pt_PT"/>
